--- a/files/STR_Macro_Inputs.docx
+++ b/files/STR_Macro_Inputs.docx
@@ -10,21 +10,12 @@
         <w:rPr>
           <w:color w:val="1F4E78"/>
         </w:rPr>
-        <w:t>Strategy Macro — STR Macro Inputs</w:t>
+        <w:t>Strategy Macro Input Pack - Quarterly Scan Q2 FY2026</w:t>
       </w:r>
     </w:p>
     <w:p>
       <w:r>
-        <w:rPr>
-          <w:i/>
-        </w:rPr>
-        <w:t>Document owner: Strategy Macro Office</w:t>
-      </w:r>
-      <w:r>
-        <w:rPr>
-          <w:i/>
-        </w:rPr>
-        <w:t xml:space="preserve">  ·  Version: FY2025-A  ·  Classification: Internal — Working</w:t>
+        <w:t>Owner: Mod Admin (Group Strategy Director) | Distribution: ExCo, Board Strategy Committee | Cut-off: 30 April 2026 | Cycle: Quarterly</w:t>
       </w:r>
     </w:p>
     <w:p>
@@ -32,17 +23,12 @@
         <w:pStyle w:val="Heading1"/>
       </w:pPr>
       <w:r>
-        <w:t>1. Executive Summary</w:t>
+        <w:t>1. Global outlook in one paragraph</w:t>
       </w:r>
     </w:p>
     <w:p>
       <w:r>
-        <w:t>This document is the working artefact for the str macro inputs use case in the strategy macro domain. It is staged for a Microsoft 365 Copilot Cowork / Notebook demo and contains plausible (illustrative) figures, lists, and narratives — not real customer data. The numbers tie back to the companion spreadsheet of the same stem.</w:t>
-      </w:r>
-    </w:p>
-    <w:p>
-      <w:r>
-        <w:t>The intended demo flow: a strategy macro stakeholder asks Copilot to summarise, compare, draft, or distribute the contents of this file alongside related artefacts. Cowork fans the task out into 5 parallel sub-tasks (draft Word, draft email, schedule meeting, post Teams message, build action tracker). Notebook adds it as a source and answers grounded questions across all sources.</w:t>
+        <w:t>Global growth tracking 2.7% in 2026 (IMF April update, -0.2 vs Jan). US labour market resilient but disinflation slow. ECB beginning rate-cut cycle. China property drag persisting but stimulus offsetting. Geopolitical risk premium on energy elevated.</w:t>
       </w:r>
     </w:p>
     <w:p>
@@ -50,17 +36,366 @@
         <w:pStyle w:val="Heading1"/>
       </w:pPr>
       <w:r>
-        <w:t>2. Scenario &amp; Background</w:t>
+        <w:t>2. Malaysia outlook</w:t>
+      </w:r>
+    </w:p>
+    <w:tbl>
+      <w:tblPr>
+        <w:tblStyle w:val="LightGrid-Accent1"/>
+        <w:tblW w:type="auto" w:w="0"/>
+        <w:tblLook w:firstColumn="1" w:firstRow="1" w:lastColumn="0" w:lastRow="0" w:noHBand="0" w:noVBand="1" w:val="04A0"/>
+      </w:tblPr>
+      <w:tblGrid>
+        <w:gridCol w:w="2160"/>
+        <w:gridCol w:w="2160"/>
+        <w:gridCol w:w="2160"/>
+        <w:gridCol w:w="2160"/>
+      </w:tblGrid>
+      <w:tr>
+        <w:tc>
+          <w:tcPr>
+            <w:tcW w:type="dxa" w:w="2160"/>
+          </w:tcPr>
+          <w:p>
+            <w:r>
+              <w:rPr>
+                <w:b/>
+              </w:rPr>
+              <w:t>Indicator</w:t>
+            </w:r>
+          </w:p>
+        </w:tc>
+        <w:tc>
+          <w:tcPr>
+            <w:tcW w:type="dxa" w:w="2160"/>
+          </w:tcPr>
+          <w:p>
+            <w:r>
+              <w:rPr>
+                <w:b/>
+              </w:rPr>
+              <w:t>2025 Actual</w:t>
+            </w:r>
+          </w:p>
+        </w:tc>
+        <w:tc>
+          <w:tcPr>
+            <w:tcW w:type="dxa" w:w="2160"/>
+          </w:tcPr>
+          <w:p>
+            <w:r>
+              <w:rPr>
+                <w:b/>
+              </w:rPr>
+              <w:t>2026 Forecast</w:t>
+            </w:r>
+          </w:p>
+        </w:tc>
+        <w:tc>
+          <w:tcPr>
+            <w:tcW w:type="dxa" w:w="2160"/>
+          </w:tcPr>
+          <w:p>
+            <w:r>
+              <w:rPr>
+                <w:b/>
+              </w:rPr>
+              <w:t>Source</w:t>
+            </w:r>
+          </w:p>
+        </w:tc>
+      </w:tr>
+      <w:tr>
+        <w:tc>
+          <w:tcPr>
+            <w:tcW w:type="dxa" w:w="2160"/>
+          </w:tcPr>
+          <w:p>
+            <w:r>
+              <w:t>Real GDP growth</w:t>
+            </w:r>
+          </w:p>
+        </w:tc>
+        <w:tc>
+          <w:tcPr>
+            <w:tcW w:type="dxa" w:w="2160"/>
+          </w:tcPr>
+          <w:p>
+            <w:r>
+              <w:t>4.6%</w:t>
+            </w:r>
+          </w:p>
+        </w:tc>
+        <w:tc>
+          <w:tcPr>
+            <w:tcW w:type="dxa" w:w="2160"/>
+          </w:tcPr>
+          <w:p>
+            <w:r>
+              <w:t>4.8% (range 4.5-5.2%)</w:t>
+            </w:r>
+          </w:p>
+        </w:tc>
+        <w:tc>
+          <w:tcPr>
+            <w:tcW w:type="dxa" w:w="2160"/>
+          </w:tcPr>
+          <w:p>
+            <w:r>
+              <w:t>BNM Annual Report</w:t>
+            </w:r>
+          </w:p>
+        </w:tc>
+      </w:tr>
+      <w:tr>
+        <w:tc>
+          <w:tcPr>
+            <w:tcW w:type="dxa" w:w="2160"/>
+          </w:tcPr>
+          <w:p>
+            <w:r>
+              <w:t>Headline CPI</w:t>
+            </w:r>
+          </w:p>
+        </w:tc>
+        <w:tc>
+          <w:tcPr>
+            <w:tcW w:type="dxa" w:w="2160"/>
+          </w:tcPr>
+          <w:p>
+            <w:r>
+              <w:t>2.1%</w:t>
+            </w:r>
+          </w:p>
+        </w:tc>
+        <w:tc>
+          <w:tcPr>
+            <w:tcW w:type="dxa" w:w="2160"/>
+          </w:tcPr>
+          <w:p>
+            <w:r>
+              <w:t>2.4-3.0% (subsidy rationalisation)</w:t>
+            </w:r>
+          </w:p>
+        </w:tc>
+        <w:tc>
+          <w:tcPr>
+            <w:tcW w:type="dxa" w:w="2160"/>
+          </w:tcPr>
+          <w:p>
+            <w:r>
+              <w:t>BNM</w:t>
+            </w:r>
+          </w:p>
+        </w:tc>
+      </w:tr>
+      <w:tr>
+        <w:tc>
+          <w:tcPr>
+            <w:tcW w:type="dxa" w:w="2160"/>
+          </w:tcPr>
+          <w:p>
+            <w:r>
+              <w:t>OPR</w:t>
+            </w:r>
+          </w:p>
+        </w:tc>
+        <w:tc>
+          <w:tcPr>
+            <w:tcW w:type="dxa" w:w="2160"/>
+          </w:tcPr>
+          <w:p>
+            <w:r>
+              <w:t>3.00%</w:t>
+            </w:r>
+          </w:p>
+        </w:tc>
+        <w:tc>
+          <w:tcPr>
+            <w:tcW w:type="dxa" w:w="2160"/>
+          </w:tcPr>
+          <w:p>
+            <w:r>
+              <w:t>3.00% (hold)</w:t>
+            </w:r>
+          </w:p>
+        </w:tc>
+        <w:tc>
+          <w:tcPr>
+            <w:tcW w:type="dxa" w:w="2160"/>
+          </w:tcPr>
+          <w:p>
+            <w:r>
+              <w:t>BNM Statement Mar-26</w:t>
+            </w:r>
+          </w:p>
+        </w:tc>
+      </w:tr>
+      <w:tr>
+        <w:tc>
+          <w:tcPr>
+            <w:tcW w:type="dxa" w:w="2160"/>
+          </w:tcPr>
+          <w:p>
+            <w:r>
+              <w:t>USD/MYR average</w:t>
+            </w:r>
+          </w:p>
+        </w:tc>
+        <w:tc>
+          <w:tcPr>
+            <w:tcW w:type="dxa" w:w="2160"/>
+          </w:tcPr>
+          <w:p>
+            <w:r>
+              <w:t>4.62</w:t>
+            </w:r>
+          </w:p>
+        </w:tc>
+        <w:tc>
+          <w:tcPr>
+            <w:tcW w:type="dxa" w:w="2160"/>
+          </w:tcPr>
+          <w:p>
+            <w:r>
+              <w:t>4.42 (range 4.35-4.55)</w:t>
+            </w:r>
+          </w:p>
+        </w:tc>
+        <w:tc>
+          <w:tcPr>
+            <w:tcW w:type="dxa" w:w="2160"/>
+          </w:tcPr>
+          <w:p>
+            <w:r>
+              <w:t>Consensus</w:t>
+            </w:r>
+          </w:p>
+        </w:tc>
+      </w:tr>
+      <w:tr>
+        <w:tc>
+          <w:tcPr>
+            <w:tcW w:type="dxa" w:w="2160"/>
+          </w:tcPr>
+          <w:p>
+            <w:r>
+              <w:t>Brent average (USD/bbl)</w:t>
+            </w:r>
+          </w:p>
+        </w:tc>
+        <w:tc>
+          <w:tcPr>
+            <w:tcW w:type="dxa" w:w="2160"/>
+          </w:tcPr>
+          <w:p>
+            <w:r>
+              <w:t>82</w:t>
+            </w:r>
+          </w:p>
+        </w:tc>
+        <w:tc>
+          <w:tcPr>
+            <w:tcW w:type="dxa" w:w="2160"/>
+          </w:tcPr>
+          <w:p>
+            <w:r>
+              <w:t>82 (range 75-88)</w:t>
+            </w:r>
+          </w:p>
+        </w:tc>
+        <w:tc>
+          <w:tcPr>
+            <w:tcW w:type="dxa" w:w="2160"/>
+          </w:tcPr>
+          <w:p>
+            <w:r>
+              <w:t>EIA STEO</w:t>
+            </w:r>
+          </w:p>
+        </w:tc>
+      </w:tr>
+      <w:tr>
+        <w:tc>
+          <w:tcPr>
+            <w:tcW w:type="dxa" w:w="2160"/>
+          </w:tcPr>
+          <w:p>
+            <w:r>
+              <w:t>CPO average (MYR/t)</w:t>
+            </w:r>
+          </w:p>
+        </w:tc>
+        <w:tc>
+          <w:tcPr>
+            <w:tcW w:type="dxa" w:w="2160"/>
+          </w:tcPr>
+          <w:p>
+            <w:r>
+              <w:t>4,180</w:t>
+            </w:r>
+          </w:p>
+        </w:tc>
+        <w:tc>
+          <w:tcPr>
+            <w:tcW w:type="dxa" w:w="2160"/>
+          </w:tcPr>
+          <w:p>
+            <w:r>
+              <w:t>4,100 (range 3,800-4,400)</w:t>
+            </w:r>
+          </w:p>
+        </w:tc>
+        <w:tc>
+          <w:tcPr>
+            <w:tcW w:type="dxa" w:w="2160"/>
+          </w:tcPr>
+          <w:p>
+            <w:r>
+              <w:t>MPOB</w:t>
+            </w:r>
+          </w:p>
+        </w:tc>
+      </w:tr>
+    </w:tbl>
+    <w:p>
+      <w:pPr>
+        <w:pStyle w:val="Heading1"/>
+      </w:pPr>
+      <w:r>
+        <w:t>3. Indonesia outlook</w:t>
       </w:r>
     </w:p>
     <w:p>
+      <w:pPr>
+        <w:pStyle w:val="ListBullet"/>
+      </w:pPr>
       <w:r>
-        <w:t>The Group is mid-cycle on its FY2025 close and is rolling forward into FY2026 planning. The strategy macro portfolio has surfaced a mix of on-track lines and corrective items. This str macro inputs captures the working position on those items so the Group office, the operating committee, and (where relevant) the regulator-facing officer can align on next steps.</w:t>
+        <w:t>GDP growth 5.1% in 2026 vs 5.0% in 2025 (Bappenas + consensus)</w:t>
       </w:r>
     </w:p>
     <w:p>
+      <w:pPr>
+        <w:pStyle w:val="ListBullet"/>
+      </w:pPr>
       <w:r>
-        <w:t>The team has triangulated the working dataset against three peer benchmarks and against the regulator's published thresholds for the sector. Findings carried over from the prior cycle have been re-examined to test whether the original assumptions still hold under the FY2026 base case.</w:t>
+        <w:t>BI Rate held at 6.00%; cuts expected H2 if Fed eases</w:t>
+      </w:r>
+    </w:p>
+    <w:p>
+      <w:pPr>
+        <w:pStyle w:val="ListBullet"/>
+      </w:pPr>
+      <w:r>
+        <w:t>IDR/USD average 15,800; trend depreciation pressure</w:t>
+      </w:r>
+    </w:p>
+    <w:p>
+      <w:pPr>
+        <w:pStyle w:val="ListBullet"/>
+      </w:pPr>
+      <w:r>
+        <w:t>Coal price USD 118/t (down 8% YoY)</w:t>
       </w:r>
     </w:p>
     <w:p>
@@ -68,59 +403,55 @@
         <w:pStyle w:val="Heading1"/>
       </w:pPr>
       <w:r>
-        <w:t>3. Detail &amp; Working</w:t>
+        <w:t>4. Sector-level signals</w:t>
       </w:r>
     </w:p>
     <w:p>
       <w:pPr>
-        <w:pStyle w:val="Heading2"/>
+        <w:pStyle w:val="ListNumber"/>
       </w:pPr>
       <w:r>
-        <w:t>3.1 Position at end of period</w:t>
-      </w:r>
-    </w:p>
-    <w:p>
-      <w:r>
-        <w:t>The closing position by unit / segment is captured in the Macro Inputs tab of the companion workbook. Headline metrics — GDP %, Inflation %, FX MYR/USD — are within the agreed corridors for Base FY26, Upside FY26, and Downside FY26; outside the corridor for Base FY27 and Upside FY27; and under recovery monitoring for Downside FY27.</w:t>
+        <w:t>Banking - NIM pressure persists; CET-1 strong; loan growth 4-5% range</w:t>
       </w:r>
     </w:p>
     <w:p>
       <w:pPr>
-        <w:pStyle w:val="Heading2"/>
+        <w:pStyle w:val="ListNumber"/>
       </w:pPr>
       <w:r>
-        <w:t>3.2 Key drivers</w:t>
-      </w:r>
-    </w:p>
-    <w:p>
-      <w:r>
-        <w:t>The driver bridge (see Scenario Bridge tab) attributes the FY25 variance to a balanced mix of volume / mix, pricing and discount discipline, cost base reset, capex re-baseline, working capital, regulatory provisions, FX and hedging, and productivity / automation. Each driver carries an owner and a status (on-track / at-risk / behind / recovered / mitigated).</w:t>
+        <w:t>Property - residential transactions +2.8% YoY; commercial soft</w:t>
       </w:r>
     </w:p>
     <w:p>
       <w:pPr>
-        <w:pStyle w:val="Heading2"/>
+        <w:pStyle w:val="ListNumber"/>
       </w:pPr>
       <w:r>
-        <w:t>3.3 Sensitivities and assumptions</w:t>
-      </w:r>
-    </w:p>
-    <w:p>
-      <w:r>
-        <w:t>The base case assumes FY2026 macro inputs hold within plus/minus 50 basis points of the current corridor. The upside and downside scenarios stress the headline metrics by plus/minus two corridors and re-test the recovery plan owners against the stressed position. Key sensitivities: rate path, FX MYR/USD, commodity benchmarks, regulator timing, and customer concentration.</w:t>
+        <w:t>Plantation - CPO range-bound MYR 3,800-4,400; FFB yield improving</w:t>
       </w:r>
     </w:p>
     <w:p>
       <w:pPr>
-        <w:pStyle w:val="Heading2"/>
+        <w:pStyle w:val="ListNumber"/>
       </w:pPr>
       <w:r>
-        <w:t>3.4 Open issues and unknowns</w:t>
+        <w:t>Power - peninsular reserve margin tight in Q3; gas prices volatile</w:t>
       </w:r>
     </w:p>
     <w:p>
+      <w:pPr>
+        <w:pStyle w:val="ListNumber"/>
+      </w:pPr>
       <w:r>
-        <w:t>The watchlist (see Indicator Watchlist tab) tracks 14 indicators flagged in the prior review. Eight are on-track, four are within five points of the threshold (watch), and two have breached and triggered the escalation protocol. Owners and remediation dates are recorded against each item.</w:t>
+        <w:t>Telco - ARPU stable; 5G capex steady; Pillar 2 tower-sharing accelerating</w:t>
+      </w:r>
+    </w:p>
+    <w:p>
+      <w:pPr>
+        <w:pStyle w:val="ListNumber"/>
+      </w:pPr>
+      <w:r>
+        <w:t>Retail - K-shaped recovery; premium-mass growing, mass-market flat</w:t>
       </w:r>
     </w:p>
     <w:p>
@@ -128,7 +459,7 @@
         <w:pStyle w:val="Heading1"/>
       </w:pPr>
       <w:r>
-        <w:t>4. Recommended Actions</w:t>
+        <w:t>5. Strategic implications for ExCo discussion</w:t>
       </w:r>
     </w:p>
     <w:p>
@@ -136,7 +467,7 @@
         <w:pStyle w:val="ListBullet"/>
       </w:pPr>
       <w:r>
-        <w:t>Confirm the str macro inputs narrative with the Strategy Macro CFO before the Board cut-off.</w:t>
+        <w:t>FX hedging - dollar strength assumption to be re-stressed at next FX Committee</w:t>
       </w:r>
     </w:p>
     <w:p>
@@ -144,7 +475,7 @@
         <w:pStyle w:val="ListBullet"/>
       </w:pPr>
       <w:r>
-        <w:t>Lock the assumption set for the recovery plan and circulate to the division MDs for sign-off.</w:t>
+        <w:t>Plantation - revisit FY2026 CPO assumption (currently MYR 4,100)</w:t>
       </w:r>
     </w:p>
     <w:p>
@@ -152,7 +483,7 @@
         <w:pStyle w:val="ListBullet"/>
       </w:pPr>
       <w:r>
-        <w:t>Pre-brief the regulator-facing officer on the 30/60/90-day commitments.</w:t>
+        <w:t>Banking - prepare for higher provision overlay if subsidy rationalisation impacts B40 credit quality</w:t>
       </w:r>
     </w:p>
     <w:p>
@@ -160,108 +491,7 @@
         <w:pStyle w:val="ListBullet"/>
       </w:pPr>
       <w:r>
-        <w:t>Schedule the cross-functional review with risk, legal, IR, and procurement.</w:t>
-      </w:r>
-    </w:p>
-    <w:p>
-      <w:pPr>
-        <w:pStyle w:val="ListBullet"/>
-      </w:pPr>
-      <w:r>
-        <w:t>Capture decisions in the Group decision log with named owners, due dates, and tracking links.</w:t>
-      </w:r>
-    </w:p>
-    <w:p>
-      <w:pPr>
-        <w:pStyle w:val="ListBullet"/>
-      </w:pPr>
-      <w:r>
-        <w:t>Stand up a 5-day Cowork sprint to publish the variance brief, lender holding lines, IR Q&amp;A pack, and ExCo update.</w:t>
-      </w:r>
-    </w:p>
-    <w:p>
-      <w:pPr>
-        <w:pStyle w:val="Heading1"/>
-      </w:pPr>
-      <w:r>
-        <w:t>5. Appendix — Working dataset units</w:t>
-      </w:r>
-    </w:p>
-    <w:p>
-      <w:pPr>
-        <w:pStyle w:val="ListBullet"/>
-      </w:pPr>
-      <w:r>
-        <w:t>Base FY26</w:t>
-      </w:r>
-    </w:p>
-    <w:p>
-      <w:pPr>
-        <w:pStyle w:val="ListBullet"/>
-      </w:pPr>
-      <w:r>
-        <w:t>Upside FY26</w:t>
-      </w:r>
-    </w:p>
-    <w:p>
-      <w:pPr>
-        <w:pStyle w:val="ListBullet"/>
-      </w:pPr>
-      <w:r>
-        <w:t>Downside FY26</w:t>
-      </w:r>
-    </w:p>
-    <w:p>
-      <w:pPr>
-        <w:pStyle w:val="ListBullet"/>
-      </w:pPr>
-      <w:r>
-        <w:t>Base FY27</w:t>
-      </w:r>
-    </w:p>
-    <w:p>
-      <w:pPr>
-        <w:pStyle w:val="ListBullet"/>
-      </w:pPr>
-      <w:r>
-        <w:t>Upside FY27</w:t>
-      </w:r>
-    </w:p>
-    <w:p>
-      <w:pPr>
-        <w:pStyle w:val="ListBullet"/>
-      </w:pPr>
-      <w:r>
-        <w:t>Downside FY27</w:t>
-      </w:r>
-    </w:p>
-    <w:p>
-      <w:pPr>
-        <w:pStyle w:val="ListBullet"/>
-      </w:pPr>
-      <w:r>
-        <w:t>Stress</w:t>
-      </w:r>
-    </w:p>
-    <w:p>
-      <w:pPr>
-        <w:pStyle w:val="ListBullet"/>
-      </w:pPr>
-      <w:r>
-        <w:t>Total</w:t>
-      </w:r>
-    </w:p>
-    <w:p>
-      <w:pPr>
-        <w:pStyle w:val="Heading1"/>
-      </w:pPr>
-      <w:r>
-        <w:t>6. Sign-off &amp; Distribution</w:t>
-      </w:r>
-    </w:p>
-    <w:p>
-      <w:r>
-        <w:t>Prepared by: Strategy Macro Office  ·  Reviewed by: CFO  ·  Approved by: CEO  ·  Distributed to: Board, ExCo, Risk Committee, IR, Group Strategy.</w:t>
+        <w:t>Energy Transition - accelerate renewables FID despite project delay (window narrowing)</w:t>
       </w:r>
     </w:p>
     <w:sectPr>
@@ -637,6 +867,10 @@
     <w:name w:val="Normal"/>
     <w:qFormat/>
     <w:rsid w:val="00FC693F"/>
+    <w:rPr>
+      <w:rFonts w:ascii="Aptos" w:hAnsi="Aptos"/>
+      <w:sz w:val="22"/>
+    </w:rPr>
   </w:style>
   <w:style w:type="paragraph" w:styleId="Header">
     <w:name w:val="header"/>

--- a/files/STR_Macro_Inputs.docx
+++ b/files/STR_Macro_Inputs.docx
@@ -4,494 +4,447 @@
   <w:body>
     <w:p>
       <w:pPr>
-        <w:pStyle w:val="Title"/>
+        <w:jc w:val="left"/>
       </w:pPr>
       <w:r>
         <w:rPr>
-          <w:color w:val="1F4E78"/>
+          <w:b/>
+          <w:color w:val="6B7280"/>
+          <w:sz w:val="18"/>
         </w:rPr>
-        <w:t>Strategy Macro Input Pack - Quarterly Scan Q2 FY2026</w:t>
-      </w:r>
-    </w:p>
-    <w:p>
-      <w:r>
-        <w:t>Owner: Mod Admin (Group Strategy Director) | Distribution: ExCo, Board Strategy Committee | Cut-off: 30 April 2026 | Cycle: Quarterly</w:t>
+        <w:t>ZAVA CONGLOMERATE</w:t>
       </w:r>
     </w:p>
     <w:p>
       <w:pPr>
-        <w:pStyle w:val="Heading1"/>
+        <w:spacing w:after="40"/>
       </w:pPr>
       <w:r>
-        <w:t>1. Global outlook in one paragraph</w:t>
-      </w:r>
-    </w:p>
-    <w:p>
-      <w:r>
-        <w:t>Global growth tracking 2.7% in 2026 (IMF April update, -0.2 vs Jan). US labour market resilient but disinflation slow. ECB beginning rate-cut cycle. China property drag persisting but stimulus offsetting. Geopolitical risk premium on energy elevated.</w:t>
+        <w:rPr>
+          <w:b/>
+          <w:color w:val="1F2D55"/>
+          <w:sz w:val="44"/>
+        </w:rPr>
+        <w:t>STR Macro Inputs</w:t>
       </w:r>
     </w:p>
     <w:p>
       <w:pPr>
-        <w:pStyle w:val="Heading1"/>
+        <w:spacing w:after="200"/>
       </w:pPr>
       <w:r>
-        <w:t>2. Malaysia outlook</w:t>
+        <w:rPr>
+          <w:i/>
+          <w:color w:val="4B5B7C"/>
+          <w:sz w:val="22"/>
+        </w:rPr>
+        <w:t>Working Document · Zava Conglomerate</w:t>
       </w:r>
     </w:p>
-    <w:tbl>
-      <w:tblPr>
-        <w:tblStyle w:val="LightGrid-Accent1"/>
-        <w:tblW w:type="auto" w:w="0"/>
-        <w:tblLook w:firstColumn="1" w:firstRow="1" w:lastColumn="0" w:lastRow="0" w:noHBand="0" w:noVBand="1" w:val="04A0"/>
-      </w:tblPr>
-      <w:tblGrid>
-        <w:gridCol w:w="2160"/>
-        <w:gridCol w:w="2160"/>
-        <w:gridCol w:w="2160"/>
-        <w:gridCol w:w="2160"/>
-      </w:tblGrid>
-      <w:tr>
-        <w:tc>
-          <w:tcPr>
-            <w:tcW w:type="dxa" w:w="2160"/>
-          </w:tcPr>
-          <w:p>
-            <w:r>
-              <w:rPr>
-                <w:b/>
-              </w:rPr>
-              <w:t>Indicator</w:t>
-            </w:r>
-          </w:p>
-        </w:tc>
-        <w:tc>
-          <w:tcPr>
-            <w:tcW w:type="dxa" w:w="2160"/>
-          </w:tcPr>
-          <w:p>
-            <w:r>
-              <w:rPr>
-                <w:b/>
-              </w:rPr>
-              <w:t>2025 Actual</w:t>
-            </w:r>
-          </w:p>
-        </w:tc>
-        <w:tc>
-          <w:tcPr>
-            <w:tcW w:type="dxa" w:w="2160"/>
-          </w:tcPr>
-          <w:p>
-            <w:r>
-              <w:rPr>
-                <w:b/>
-              </w:rPr>
-              <w:t>2026 Forecast</w:t>
-            </w:r>
-          </w:p>
-        </w:tc>
-        <w:tc>
-          <w:tcPr>
-            <w:tcW w:type="dxa" w:w="2160"/>
-          </w:tcPr>
-          <w:p>
-            <w:r>
-              <w:rPr>
-                <w:b/>
-              </w:rPr>
-              <w:t>Source</w:t>
-            </w:r>
-          </w:p>
-        </w:tc>
-      </w:tr>
-      <w:tr>
-        <w:tc>
-          <w:tcPr>
-            <w:tcW w:type="dxa" w:w="2160"/>
-          </w:tcPr>
-          <w:p>
-            <w:r>
-              <w:t>Real GDP growth</w:t>
-            </w:r>
-          </w:p>
-        </w:tc>
-        <w:tc>
-          <w:tcPr>
-            <w:tcW w:type="dxa" w:w="2160"/>
-          </w:tcPr>
-          <w:p>
-            <w:r>
-              <w:t>4.6%</w:t>
-            </w:r>
-          </w:p>
-        </w:tc>
-        <w:tc>
-          <w:tcPr>
-            <w:tcW w:type="dxa" w:w="2160"/>
-          </w:tcPr>
-          <w:p>
-            <w:r>
-              <w:t>4.8% (range 4.5-5.2%)</w:t>
-            </w:r>
-          </w:p>
-        </w:tc>
-        <w:tc>
-          <w:tcPr>
-            <w:tcW w:type="dxa" w:w="2160"/>
-          </w:tcPr>
-          <w:p>
-            <w:r>
-              <w:t>BNM Annual Report</w:t>
-            </w:r>
-          </w:p>
-        </w:tc>
-      </w:tr>
-      <w:tr>
-        <w:tc>
-          <w:tcPr>
-            <w:tcW w:type="dxa" w:w="2160"/>
-          </w:tcPr>
-          <w:p>
-            <w:r>
-              <w:t>Headline CPI</w:t>
-            </w:r>
-          </w:p>
-        </w:tc>
-        <w:tc>
-          <w:tcPr>
-            <w:tcW w:type="dxa" w:w="2160"/>
-          </w:tcPr>
-          <w:p>
-            <w:r>
-              <w:t>2.1%</w:t>
-            </w:r>
-          </w:p>
-        </w:tc>
-        <w:tc>
-          <w:tcPr>
-            <w:tcW w:type="dxa" w:w="2160"/>
-          </w:tcPr>
-          <w:p>
-            <w:r>
-              <w:t>2.4-3.0% (subsidy rationalisation)</w:t>
-            </w:r>
-          </w:p>
-        </w:tc>
-        <w:tc>
-          <w:tcPr>
-            <w:tcW w:type="dxa" w:w="2160"/>
-          </w:tcPr>
-          <w:p>
-            <w:r>
-              <w:t>BNM</w:t>
-            </w:r>
-          </w:p>
-        </w:tc>
-      </w:tr>
-      <w:tr>
-        <w:tc>
-          <w:tcPr>
-            <w:tcW w:type="dxa" w:w="2160"/>
-          </w:tcPr>
-          <w:p>
-            <w:r>
-              <w:t>OPR</w:t>
-            </w:r>
-          </w:p>
-        </w:tc>
-        <w:tc>
-          <w:tcPr>
-            <w:tcW w:type="dxa" w:w="2160"/>
-          </w:tcPr>
-          <w:p>
-            <w:r>
-              <w:t>3.00%</w:t>
-            </w:r>
-          </w:p>
-        </w:tc>
-        <w:tc>
-          <w:tcPr>
-            <w:tcW w:type="dxa" w:w="2160"/>
-          </w:tcPr>
-          <w:p>
-            <w:r>
-              <w:t>3.00% (hold)</w:t>
-            </w:r>
-          </w:p>
-        </w:tc>
-        <w:tc>
-          <w:tcPr>
-            <w:tcW w:type="dxa" w:w="2160"/>
-          </w:tcPr>
-          <w:p>
-            <w:r>
-              <w:t>BNM Statement Mar-26</w:t>
-            </w:r>
-          </w:p>
-        </w:tc>
-      </w:tr>
-      <w:tr>
-        <w:tc>
-          <w:tcPr>
-            <w:tcW w:type="dxa" w:w="2160"/>
-          </w:tcPr>
-          <w:p>
-            <w:r>
-              <w:t>USD/MYR average</w:t>
-            </w:r>
-          </w:p>
-        </w:tc>
-        <w:tc>
-          <w:tcPr>
-            <w:tcW w:type="dxa" w:w="2160"/>
-          </w:tcPr>
-          <w:p>
-            <w:r>
-              <w:t>4.62</w:t>
-            </w:r>
-          </w:p>
-        </w:tc>
-        <w:tc>
-          <w:tcPr>
-            <w:tcW w:type="dxa" w:w="2160"/>
-          </w:tcPr>
-          <w:p>
-            <w:r>
-              <w:t>4.42 (range 4.35-4.55)</w:t>
-            </w:r>
-          </w:p>
-        </w:tc>
-        <w:tc>
-          <w:tcPr>
-            <w:tcW w:type="dxa" w:w="2160"/>
-          </w:tcPr>
-          <w:p>
-            <w:r>
-              <w:t>Consensus</w:t>
-            </w:r>
-          </w:p>
-        </w:tc>
-      </w:tr>
-      <w:tr>
-        <w:tc>
-          <w:tcPr>
-            <w:tcW w:type="dxa" w:w="2160"/>
-          </w:tcPr>
-          <w:p>
-            <w:r>
-              <w:t>Brent average (USD/bbl)</w:t>
-            </w:r>
-          </w:p>
-        </w:tc>
-        <w:tc>
-          <w:tcPr>
-            <w:tcW w:type="dxa" w:w="2160"/>
-          </w:tcPr>
-          <w:p>
-            <w:r>
-              <w:t>82</w:t>
-            </w:r>
-          </w:p>
-        </w:tc>
-        <w:tc>
-          <w:tcPr>
-            <w:tcW w:type="dxa" w:w="2160"/>
-          </w:tcPr>
-          <w:p>
-            <w:r>
-              <w:t>82 (range 75-88)</w:t>
-            </w:r>
-          </w:p>
-        </w:tc>
-        <w:tc>
-          <w:tcPr>
-            <w:tcW w:type="dxa" w:w="2160"/>
-          </w:tcPr>
-          <w:p>
-            <w:r>
-              <w:t>EIA STEO</w:t>
-            </w:r>
-          </w:p>
-        </w:tc>
-      </w:tr>
-      <w:tr>
-        <w:tc>
-          <w:tcPr>
-            <w:tcW w:type="dxa" w:w="2160"/>
-          </w:tcPr>
-          <w:p>
-            <w:r>
-              <w:t>CPO average (MYR/t)</w:t>
-            </w:r>
-          </w:p>
-        </w:tc>
-        <w:tc>
-          <w:tcPr>
-            <w:tcW w:type="dxa" w:w="2160"/>
-          </w:tcPr>
-          <w:p>
-            <w:r>
-              <w:t>4,180</w:t>
-            </w:r>
-          </w:p>
-        </w:tc>
-        <w:tc>
-          <w:tcPr>
-            <w:tcW w:type="dxa" w:w="2160"/>
-          </w:tcPr>
-          <w:p>
-            <w:r>
-              <w:t>4,100 (range 3,800-4,400)</w:t>
-            </w:r>
-          </w:p>
-        </w:tc>
-        <w:tc>
-          <w:tcPr>
-            <w:tcW w:type="dxa" w:w="2160"/>
-          </w:tcPr>
-          <w:p>
-            <w:r>
-              <w:t>MPOB</w:t>
-            </w:r>
-          </w:p>
-        </w:tc>
-      </w:tr>
-    </w:tbl>
     <w:p>
       <w:pPr>
-        <w:pStyle w:val="Heading1"/>
+        <w:spacing w:after="40"/>
       </w:pPr>
       <w:r>
-        <w:t>3. Indonesia outlook</w:t>
+        <w:rPr>
+          <w:b/>
+          <w:color w:val="1F2D55"/>
+          <w:sz w:val="20"/>
+        </w:rPr>
+        <w:t xml:space="preserve">Document reference:  </w:t>
+      </w:r>
+      <w:r>
+        <w:rPr>
+          <w:sz w:val="20"/>
+        </w:rPr>
+        <w:t>DOC-2026-918</w:t>
+      </w:r>
+    </w:p>
+    <w:p>
+      <w:pPr>
+        <w:spacing w:after="40"/>
+      </w:pPr>
+      <w:r>
+        <w:rPr>
+          <w:b/>
+          <w:color w:val="1F2D55"/>
+          <w:sz w:val="20"/>
+        </w:rPr>
+        <w:t xml:space="preserve">Prepared by:  </w:t>
+      </w:r>
+      <w:r>
+        <w:rPr>
+          <w:sz w:val="20"/>
+        </w:rPr>
+        <w:t>Zava Conglomerate working team</w:t>
+      </w:r>
+    </w:p>
+    <w:p>
+      <w:pPr>
+        <w:spacing w:after="40"/>
+      </w:pPr>
+      <w:r>
+        <w:rPr>
+          <w:b/>
+          <w:color w:val="1F2D55"/>
+          <w:sz w:val="20"/>
+        </w:rPr>
+        <w:t xml:space="preserve">Date:  </w:t>
+      </w:r>
+      <w:r>
+        <w:rPr>
+          <w:sz w:val="20"/>
+        </w:rPr>
+        <w:t>12 May 2026</w:t>
+      </w:r>
+    </w:p>
+    <w:p>
+      <w:pPr>
+        <w:spacing w:after="40"/>
+      </w:pPr>
+      <w:r>
+        <w:rPr>
+          <w:b/>
+          <w:color w:val="1F2D55"/>
+          <w:sz w:val="20"/>
+        </w:rPr>
+        <w:t xml:space="preserve">Classification:  </w:t>
+      </w:r>
+      <w:r>
+        <w:rPr>
+          <w:sz w:val="20"/>
+        </w:rPr>
+        <w:t>Internal</w:t>
+      </w:r>
+    </w:p>
+    <w:p>
+      <w:pPr>
+        <w:spacing w:after="40"/>
+      </w:pPr>
+      <w:r>
+        <w:rPr>
+          <w:b/>
+          <w:color w:val="1F2D55"/>
+          <w:sz w:val="20"/>
+        </w:rPr>
+        <w:t xml:space="preserve">Source file:  </w:t>
+      </w:r>
+      <w:r>
+        <w:rPr>
+          <w:sz w:val="20"/>
+        </w:rPr>
+        <w:t>STR_Macro_Inputs.docx</w:t>
+      </w:r>
+    </w:p>
+    <w:p>
+      <w:pPr>
+        <w:spacing w:before="240" w:after="80"/>
+      </w:pPr>
+      <w:r>
+        <w:rPr>
+          <w:b/>
+          <w:color w:val="1F2D55"/>
+          <w:sz w:val="26"/>
+        </w:rPr>
+        <w:t>1. Purpose and context</w:t>
+      </w:r>
+    </w:p>
+    <w:p>
+      <w:pPr>
+        <w:spacing w:after="80"/>
+      </w:pPr>
+      <w:r>
+        <w:rPr>
+          <w:i w:val="0"/>
+          <w:sz w:val="20"/>
+        </w:rPr>
+        <w:t>This document covers the subject matter referenced in the title above (STR Macro Inputs). It captures the working materials assembled for review by the relevant stakeholders. The intent is to provide enough context, evidence and recommendations to enable a sound decision or next action.</w:t>
+      </w:r>
+    </w:p>
+    <w:p>
+      <w:pPr>
+        <w:spacing w:before="240" w:after="80"/>
+      </w:pPr>
+      <w:r>
+        <w:rPr>
+          <w:b/>
+          <w:color w:val="1F2D55"/>
+          <w:sz w:val="26"/>
+        </w:rPr>
+        <w:t>2. Background</w:t>
+      </w:r>
+    </w:p>
+    <w:p>
+      <w:pPr>
+        <w:spacing w:after="80"/>
+      </w:pPr>
+      <w:r>
+        <w:rPr>
+          <w:i w:val="0"/>
+          <w:sz w:val="20"/>
+        </w:rPr>
+        <w:t>The work documented here has been developed over several weeks by a small team drawn from the relevant divisions and Group functions. It builds on earlier analyses (see Appendix A) and incorporates the feedback received from the first review with the sponsor.</w:t>
+      </w:r>
+    </w:p>
+    <w:p>
+      <w:pPr>
+        <w:spacing w:before="240" w:after="80"/>
+      </w:pPr>
+      <w:r>
+        <w:rPr>
+          <w:b/>
+          <w:color w:val="1F2D55"/>
+          <w:sz w:val="26"/>
+        </w:rPr>
+        <w:t>3. Approach and methodology</w:t>
+      </w:r>
+    </w:p>
+    <w:p>
+      <w:pPr>
+        <w:spacing w:after="80"/>
+      </w:pPr>
+      <w:r>
+        <w:rPr>
+          <w:i w:val="0"/>
+          <w:sz w:val="20"/>
+        </w:rPr>
+        <w:t>Three lines of evidence were combined: (i) review of policy and process documentation; (ii) extraction and analysis of transactional and operational data; (iii) interviews with knowledgeable stakeholders. Where possible, findings were triangulated across two or more of these sources.</w:t>
+      </w:r>
+    </w:p>
+    <w:p>
+      <w:pPr>
+        <w:spacing w:before="240" w:after="80"/>
+      </w:pPr>
+      <w:r>
+        <w:rPr>
+          <w:b/>
+          <w:color w:val="1F2D55"/>
+          <w:sz w:val="26"/>
+        </w:rPr>
+        <w:t>4. Key findings</w:t>
+      </w:r>
+    </w:p>
+    <w:p>
+      <w:pPr>
+        <w:spacing w:after="80"/>
+      </w:pPr>
+      <w:r>
+        <w:rPr>
+          <w:i w:val="0"/>
+          <w:sz w:val="20"/>
+        </w:rPr>
+        <w:t>The analysis surfaced six findings of material interest. Two are positive observations confirming that current arrangements are working well in the areas examined. Four are issues warranting action — two in the near term, two on a 6-12 month horizon. Each finding is documented with quantified evidence in the relevant appendix.</w:t>
+      </w:r>
+    </w:p>
+    <w:p>
+      <w:pPr>
+        <w:spacing w:before="240" w:after="80"/>
+      </w:pPr>
+      <w:r>
+        <w:rPr>
+          <w:b/>
+          <w:color w:val="1F2D55"/>
+          <w:sz w:val="26"/>
+        </w:rPr>
+        <w:t>5. Implications for the business</w:t>
+      </w:r>
+    </w:p>
+    <w:p>
+      <w:pPr>
+        <w:spacing w:after="80"/>
+      </w:pPr>
+      <w:r>
+        <w:rPr>
+          <w:i w:val="0"/>
+          <w:sz w:val="20"/>
+        </w:rPr>
+        <w:t>If acted on, the recommendations would deliver three benefits: improved decision speed, reduced exception rate, and a measurable cost-to-serve improvement. The expected financial impact is in the range of MYR 12-28m annual run-rate, depending on the pace and depth of implementation.</w:t>
+      </w:r>
+    </w:p>
+    <w:p>
+      <w:pPr>
+        <w:spacing w:before="240" w:after="80"/>
+      </w:pPr>
+      <w:r>
+        <w:rPr>
+          <w:b/>
+          <w:color w:val="1F2D55"/>
+          <w:sz w:val="26"/>
+        </w:rPr>
+        <w:t>6. Recommendations</w:t>
+      </w:r>
+    </w:p>
+    <w:p>
+      <w:pPr>
+        <w:spacing w:after="80"/>
+      </w:pPr>
+      <w:r>
+        <w:rPr>
+          <w:i w:val="0"/>
+          <w:sz w:val="20"/>
+        </w:rPr>
+        <w:t>Six recommendations are proposed. Each is sized, sponsored and resourced. Each has a defined first milestone within 90 days and a target completion within 12-18 months. The recommendations are sequenced to avoid overload on any single division or function.</w:t>
+      </w:r>
+    </w:p>
+    <w:p>
+      <w:pPr>
+        <w:spacing w:before="240" w:after="80"/>
+      </w:pPr>
+      <w:r>
+        <w:rPr>
+          <w:b/>
+          <w:color w:val="1F2D55"/>
+          <w:sz w:val="26"/>
+        </w:rPr>
+        <w:t>7. Risks and mitigations</w:t>
+      </w:r>
+    </w:p>
+    <w:p>
+      <w:pPr>
+        <w:spacing w:after="80"/>
+      </w:pPr>
+      <w:r>
+        <w:rPr>
+          <w:i w:val="0"/>
+          <w:sz w:val="20"/>
+        </w:rPr>
+        <w:t>The principal risks are change-management capacity, talent availability and the interaction with the existing strategic-initiative portfolio. Each risk has a defined owner and mitigation plan; the residual risk after mitigation is assessed as low to medium.</w:t>
+      </w:r>
+    </w:p>
+    <w:p>
+      <w:pPr>
+        <w:spacing w:before="240" w:after="80"/>
+      </w:pPr>
+      <w:r>
+        <w:rPr>
+          <w:b/>
+          <w:color w:val="1F2D55"/>
+          <w:sz w:val="26"/>
+        </w:rPr>
+        <w:t>8. Next steps</w:t>
+      </w:r>
+    </w:p>
+    <w:p>
+      <w:pPr>
+        <w:spacing w:after="80"/>
+      </w:pPr>
+      <w:r>
+        <w:rPr>
+          <w:i w:val="0"/>
+          <w:sz w:val="20"/>
+        </w:rPr>
+        <w:t>The next steps are (a) review and endorsement by the sponsor, (b) socialisation with the affected divisions, (c) finalisation of the implementation plan with named owners and milestones, and (d) inclusion in the quarterly leadership review cadence from Q3 FY2026.</w:t>
+      </w:r>
+    </w:p>
+    <w:p>
+      <w:pPr>
+        <w:spacing w:before="240" w:after="80"/>
+      </w:pPr>
+      <w:r>
+        <w:rPr>
+          <w:b/>
+          <w:color w:val="1F2D55"/>
+          <w:sz w:val="26"/>
+        </w:rPr>
+        <w:t>9. Appendices</w:t>
+      </w:r>
+    </w:p>
+    <w:p>
+      <w:pPr>
+        <w:spacing w:after="80"/>
+      </w:pPr>
+      <w:r>
+        <w:rPr>
+          <w:i w:val="0"/>
+          <w:sz w:val="20"/>
+        </w:rPr>
+        <w:t>Appendix A — prior analyses and source materials. Appendix B — detailed data and methodology notes. Appendix C — interview list and themes. Appendix D — benchmark references. Appendix E — implementation Gantt chart.</w:t>
+      </w:r>
+    </w:p>
+    <w:p>
+      <w:pPr>
+        <w:spacing w:before="240" w:after="80"/>
+      </w:pPr>
+      <w:r>
+        <w:rPr>
+          <w:b/>
+          <w:color w:val="1F2D55"/>
+          <w:sz w:val="26"/>
+        </w:rPr>
+        <w:t>Working bullets</w:t>
       </w:r>
     </w:p>
     <w:p>
       <w:pPr>
         <w:pStyle w:val="ListBullet"/>
+        <w:spacing w:after="40"/>
       </w:pPr>
       <w:r>
-        <w:t>GDP growth 5.1% in 2026 vs 5.0% in 2025 (Bappenas + consensus)</w:t>
+        <w:rPr>
+          <w:sz w:val="20"/>
+        </w:rPr>
+        <w:t>Decision sought: endorse the approach; approve the named sponsor; allocate the proposed budget.</w:t>
       </w:r>
     </w:p>
     <w:p>
       <w:pPr>
         <w:pStyle w:val="ListBullet"/>
+        <w:spacing w:after="40"/>
       </w:pPr>
       <w:r>
-        <w:t>BI Rate held at 6.00%; cuts expected H2 if Fed eases</w:t>
+        <w:rPr>
+          <w:sz w:val="20"/>
+        </w:rPr>
+        <w:t>Sponsor: Hadar Caspit (Group CFO) for finance-related work; Mod Admin for strategy-led work.</w:t>
       </w:r>
     </w:p>
     <w:p>
       <w:pPr>
         <w:pStyle w:val="ListBullet"/>
+        <w:spacing w:after="40"/>
       </w:pPr>
       <w:r>
-        <w:t>IDR/USD average 15,800; trend depreciation pressure</w:t>
+        <w:rPr>
+          <w:sz w:val="20"/>
+        </w:rPr>
+        <w:t>Cadence: GroupExCo monthly review until first checkpoint; quarterly thereafter.</w:t>
       </w:r>
     </w:p>
     <w:p>
       <w:pPr>
         <w:pStyle w:val="ListBullet"/>
+        <w:spacing w:after="40"/>
       </w:pPr>
       <w:r>
-        <w:t>Coal price USD 118/t (down 8% YoY)</w:t>
-      </w:r>
-    </w:p>
-    <w:p>
-      <w:pPr>
-        <w:pStyle w:val="Heading1"/>
-      </w:pPr>
-      <w:r>
-        <w:t>4. Sector-level signals</w:t>
-      </w:r>
-    </w:p>
-    <w:p>
-      <w:pPr>
-        <w:pStyle w:val="ListNumber"/>
-      </w:pPr>
-      <w:r>
-        <w:t>Banking - NIM pressure persists; CET-1 strong; loan growth 4-5% range</w:t>
-      </w:r>
-    </w:p>
-    <w:p>
-      <w:pPr>
-        <w:pStyle w:val="ListNumber"/>
-      </w:pPr>
-      <w:r>
-        <w:t>Property - residential transactions +2.8% YoY; commercial soft</w:t>
-      </w:r>
-    </w:p>
-    <w:p>
-      <w:pPr>
-        <w:pStyle w:val="ListNumber"/>
-      </w:pPr>
-      <w:r>
-        <w:t>Plantation - CPO range-bound MYR 3,800-4,400; FFB yield improving</w:t>
-      </w:r>
-    </w:p>
-    <w:p>
-      <w:pPr>
-        <w:pStyle w:val="ListNumber"/>
-      </w:pPr>
-      <w:r>
-        <w:t>Power - peninsular reserve margin tight in Q3; gas prices volatile</w:t>
-      </w:r>
-    </w:p>
-    <w:p>
-      <w:pPr>
-        <w:pStyle w:val="ListNumber"/>
-      </w:pPr>
-      <w:r>
-        <w:t>Telco - ARPU stable; 5G capex steady; Pillar 2 tower-sharing accelerating</w:t>
-      </w:r>
-    </w:p>
-    <w:p>
-      <w:pPr>
-        <w:pStyle w:val="ListNumber"/>
-      </w:pPr>
-      <w:r>
-        <w:t>Retail - K-shaped recovery; premium-mass growing, mass-market flat</w:t>
-      </w:r>
-    </w:p>
-    <w:p>
-      <w:pPr>
-        <w:pStyle w:val="Heading1"/>
-      </w:pPr>
-      <w:r>
-        <w:t>5. Strategic implications for ExCo discussion</w:t>
+        <w:rPr>
+          <w:sz w:val="20"/>
+        </w:rPr>
+        <w:t>Communications: cascade via divisional MDs within 5 working days of decision.</w:t>
       </w:r>
     </w:p>
     <w:p>
       <w:pPr>
         <w:pStyle w:val="ListBullet"/>
+        <w:spacing w:after="40"/>
       </w:pPr>
       <w:r>
-        <w:t>FX hedging - dollar strength assumption to be re-stressed at next FX Committee</w:t>
+        <w:rPr>
+          <w:sz w:val="20"/>
+        </w:rPr>
+        <w:t>Sustainability: link to the Group's FY2030 strategic pillars where applicable.</w:t>
       </w:r>
     </w:p>
     <w:p>
       <w:pPr>
-        <w:pStyle w:val="ListBullet"/>
+        <w:jc w:val="center"/>
       </w:pPr>
       <w:r>
-        <w:t>Plantation - revisit FY2026 CPO assumption (currently MYR 4,100)</w:t>
-      </w:r>
-    </w:p>
-    <w:p>
-      <w:pPr>
-        <w:pStyle w:val="ListBullet"/>
-      </w:pPr>
-      <w:r>
-        <w:t>Banking - prepare for higher provision overlay if subsidy rationalisation impacts B40 credit quality</w:t>
-      </w:r>
-    </w:p>
-    <w:p>
-      <w:pPr>
-        <w:pStyle w:val="ListBullet"/>
-      </w:pPr>
-      <w:r>
-        <w:t>Energy Transition - accelerate renewables FID despite project delay (window narrowing)</w:t>
+        <w:rPr>
+          <w:i/>
+          <w:color w:val="9CA3AF"/>
+          <w:sz w:val="16"/>
+        </w:rPr>
+        <w:t>— END OF DOCUMENT —</w:t>
       </w:r>
     </w:p>
     <w:sectPr>
@@ -867,10 +820,6 @@
     <w:name w:val="Normal"/>
     <w:qFormat/>
     <w:rsid w:val="00FC693F"/>
-    <w:rPr>
-      <w:rFonts w:ascii="Aptos" w:hAnsi="Aptos"/>
-      <w:sz w:val="22"/>
-    </w:rPr>
   </w:style>
   <w:style w:type="paragraph" w:styleId="Header">
     <w:name w:val="header"/>
